--- a/manuscript/PN6047_Route_Design_v1.docx
+++ b/manuscript/PN6047_Route_Design_v1.docx
@@ -5598,10 +5598,10 @@
         <w:tblLook w:firstColumn="1" w:firstRow="1" w:lastColumn="0" w:lastRow="0" w:noHBand="0" w:noVBand="1" w:val="04A0"/>
       </w:tblPr>
       <w:tblGrid>
-        <w:gridCol w:w="1152"/>
-        <w:gridCol w:w="3888"/>
-        <w:gridCol w:w="3024"/>
-        <w:gridCol w:w="1296"/>
+        <w:gridCol w:w="1512"/>
+        <w:gridCol w:w="3744"/>
+        <w:gridCol w:w="2880"/>
+        <w:gridCol w:w="1224"/>
       </w:tblGrid>
       <w:tr>
         <w:trPr>
@@ -5609,7 +5609,7 @@
         </w:trPr>
         <w:tc>
           <w:tcPr>
-            <w:tcW w:type="dxa" w:w="1152"/>
+            <w:tcW w:type="dxa" w:w="1512"/>
             <w:shd w:val="clear" w:color="auto" w:fill="E7ECF1"/>
           </w:tcPr>
           <w:p>
@@ -5628,7 +5628,7 @@
         </w:tc>
         <w:tc>
           <w:tcPr>
-            <w:tcW w:type="dxa" w:w="3888"/>
+            <w:tcW w:type="dxa" w:w="3744"/>
             <w:shd w:val="clear" w:color="auto" w:fill="E7ECF1"/>
           </w:tcPr>
           <w:p>
@@ -5647,7 +5647,7 @@
         </w:tc>
         <w:tc>
           <w:tcPr>
-            <w:tcW w:type="dxa" w:w="3024"/>
+            <w:tcW w:type="dxa" w:w="2880"/>
             <w:shd w:val="clear" w:color="auto" w:fill="E7ECF1"/>
           </w:tcPr>
           <w:p>
@@ -5666,7 +5666,7 @@
         </w:tc>
         <w:tc>
           <w:tcPr>
-            <w:tcW w:type="dxa" w:w="1296"/>
+            <w:tcW w:type="dxa" w:w="1224"/>
             <w:shd w:val="clear" w:color="auto" w:fill="E7ECF1"/>
           </w:tcPr>
           <w:p>
@@ -5687,7 +5687,7 @@
       <w:tr>
         <w:tc>
           <w:tcPr>
-            <w:tcW w:type="dxa" w:w="1152"/>
+            <w:tcW w:type="dxa" w:w="1512"/>
           </w:tcPr>
           <w:p>
             <w:pPr>
@@ -5704,7 +5704,7 @@
         </w:tc>
         <w:tc>
           <w:tcPr>
-            <w:tcW w:type="dxa" w:w="3888"/>
+            <w:tcW w:type="dxa" w:w="3744"/>
           </w:tcPr>
           <w:p>
             <w:pPr>
@@ -5721,7 +5721,7 @@
         </w:tc>
         <w:tc>
           <w:tcPr>
-            <w:tcW w:type="dxa" w:w="3024"/>
+            <w:tcW w:type="dxa" w:w="2880"/>
           </w:tcPr>
           <w:p>
             <w:pPr>
@@ -5738,7 +5738,7 @@
         </w:tc>
         <w:tc>
           <w:tcPr>
-            <w:tcW w:type="dxa" w:w="1296"/>
+            <w:tcW w:type="dxa" w:w="1224"/>
           </w:tcPr>
           <w:p>
             <w:pPr>
@@ -5757,7 +5757,7 @@
       <w:tr>
         <w:tc>
           <w:tcPr>
-            <w:tcW w:type="dxa" w:w="1152"/>
+            <w:tcW w:type="dxa" w:w="1512"/>
           </w:tcPr>
           <w:p>
             <w:pPr>
@@ -5774,7 +5774,7 @@
         </w:tc>
         <w:tc>
           <w:tcPr>
-            <w:tcW w:type="dxa" w:w="3888"/>
+            <w:tcW w:type="dxa" w:w="3744"/>
           </w:tcPr>
           <w:p>
             <w:pPr>
@@ -5791,7 +5791,7 @@
         </w:tc>
         <w:tc>
           <w:tcPr>
-            <w:tcW w:type="dxa" w:w="3024"/>
+            <w:tcW w:type="dxa" w:w="2880"/>
           </w:tcPr>
           <w:p>
             <w:pPr>
@@ -5808,7 +5808,7 @@
         </w:tc>
         <w:tc>
           <w:tcPr>
-            <w:tcW w:type="dxa" w:w="1296"/>
+            <w:tcW w:type="dxa" w:w="1224"/>
           </w:tcPr>
           <w:p>
             <w:pPr>
@@ -5827,7 +5827,7 @@
       <w:tr>
         <w:tc>
           <w:tcPr>
-            <w:tcW w:type="dxa" w:w="1152"/>
+            <w:tcW w:type="dxa" w:w="1512"/>
           </w:tcPr>
           <w:p>
             <w:pPr>
@@ -5844,7 +5844,7 @@
         </w:tc>
         <w:tc>
           <w:tcPr>
-            <w:tcW w:type="dxa" w:w="3888"/>
+            <w:tcW w:type="dxa" w:w="3744"/>
           </w:tcPr>
           <w:p>
             <w:pPr>
@@ -5861,7 +5861,7 @@
         </w:tc>
         <w:tc>
           <w:tcPr>
-            <w:tcW w:type="dxa" w:w="3024"/>
+            <w:tcW w:type="dxa" w:w="2880"/>
           </w:tcPr>
           <w:p>
             <w:pPr>
@@ -5878,7 +5878,7 @@
         </w:tc>
         <w:tc>
           <w:tcPr>
-            <w:tcW w:type="dxa" w:w="1296"/>
+            <w:tcW w:type="dxa" w:w="1224"/>
           </w:tcPr>
           <w:p>
             <w:pPr>
@@ -5897,7 +5897,7 @@
       <w:tr>
         <w:tc>
           <w:tcPr>
-            <w:tcW w:type="dxa" w:w="1152"/>
+            <w:tcW w:type="dxa" w:w="1512"/>
           </w:tcPr>
           <w:p>
             <w:pPr>
@@ -5914,7 +5914,7 @@
         </w:tc>
         <w:tc>
           <w:tcPr>
-            <w:tcW w:type="dxa" w:w="3888"/>
+            <w:tcW w:type="dxa" w:w="3744"/>
           </w:tcPr>
           <w:p>
             <w:pPr>
@@ -5931,7 +5931,7 @@
         </w:tc>
         <w:tc>
           <w:tcPr>
-            <w:tcW w:type="dxa" w:w="3024"/>
+            <w:tcW w:type="dxa" w:w="2880"/>
           </w:tcPr>
           <w:p>
             <w:pPr>
@@ -5948,7 +5948,7 @@
         </w:tc>
         <w:tc>
           <w:tcPr>
-            <w:tcW w:type="dxa" w:w="1296"/>
+            <w:tcW w:type="dxa" w:w="1224"/>
           </w:tcPr>
           <w:p>
             <w:pPr>
@@ -5967,7 +5967,7 @@
       <w:tr>
         <w:tc>
           <w:tcPr>
-            <w:tcW w:type="dxa" w:w="1152"/>
+            <w:tcW w:type="dxa" w:w="1512"/>
           </w:tcPr>
           <w:p>
             <w:pPr>
@@ -5984,7 +5984,7 @@
         </w:tc>
         <w:tc>
           <w:tcPr>
-            <w:tcW w:type="dxa" w:w="3888"/>
+            <w:tcW w:type="dxa" w:w="3744"/>
           </w:tcPr>
           <w:p>
             <w:pPr>
@@ -6001,7 +6001,7 @@
         </w:tc>
         <w:tc>
           <w:tcPr>
-            <w:tcW w:type="dxa" w:w="3024"/>
+            <w:tcW w:type="dxa" w:w="2880"/>
           </w:tcPr>
           <w:p>
             <w:pPr>
@@ -6018,7 +6018,7 @@
         </w:tc>
         <w:tc>
           <w:tcPr>
-            <w:tcW w:type="dxa" w:w="1296"/>
+            <w:tcW w:type="dxa" w:w="1224"/>
           </w:tcPr>
           <w:p>
             <w:pPr>
@@ -6037,7 +6037,7 @@
       <w:tr>
         <w:tc>
           <w:tcPr>
-            <w:tcW w:type="dxa" w:w="1152"/>
+            <w:tcW w:type="dxa" w:w="1512"/>
           </w:tcPr>
           <w:p>
             <w:pPr>
@@ -6054,7 +6054,7 @@
         </w:tc>
         <w:tc>
           <w:tcPr>
-            <w:tcW w:type="dxa" w:w="3888"/>
+            <w:tcW w:type="dxa" w:w="3744"/>
           </w:tcPr>
           <w:p>
             <w:pPr>
@@ -6071,7 +6071,7 @@
         </w:tc>
         <w:tc>
           <w:tcPr>
-            <w:tcW w:type="dxa" w:w="3024"/>
+            <w:tcW w:type="dxa" w:w="2880"/>
           </w:tcPr>
           <w:p>
             <w:pPr>
@@ -6088,7 +6088,7 @@
         </w:tc>
         <w:tc>
           <w:tcPr>
-            <w:tcW w:type="dxa" w:w="1296"/>
+            <w:tcW w:type="dxa" w:w="1224"/>
           </w:tcPr>
           <w:p>
             <w:pPr>
@@ -6107,7 +6107,7 @@
       <w:tr>
         <w:tc>
           <w:tcPr>
-            <w:tcW w:type="dxa" w:w="1152"/>
+            <w:tcW w:type="dxa" w:w="1512"/>
           </w:tcPr>
           <w:p>
             <w:pPr>
@@ -6124,7 +6124,7 @@
         </w:tc>
         <w:tc>
           <w:tcPr>
-            <w:tcW w:type="dxa" w:w="3888"/>
+            <w:tcW w:type="dxa" w:w="3744"/>
           </w:tcPr>
           <w:p>
             <w:pPr>
@@ -6141,7 +6141,7 @@
         </w:tc>
         <w:tc>
           <w:tcPr>
-            <w:tcW w:type="dxa" w:w="3024"/>
+            <w:tcW w:type="dxa" w:w="2880"/>
           </w:tcPr>
           <w:p>
             <w:pPr>
@@ -6158,7 +6158,7 @@
         </w:tc>
         <w:tc>
           <w:tcPr>
-            <w:tcW w:type="dxa" w:w="1296"/>
+            <w:tcW w:type="dxa" w:w="1224"/>
           </w:tcPr>
           <w:p>
             <w:pPr>
